--- a/Quiz/Lecture 7 Quiz ANS.docx
+++ b/Quiz/Lecture 7 Quiz ANS.docx
@@ -114,19 +114,7 @@
         <w:rPr>
           <w:rFonts w:ascii="Times New Roman" w:hAnsi="Times New Roman" w:cs="Times New Roman"/>
         </w:rPr>
-        <w:t xml:space="preserve">A router is essentially a </w:t>
-      </w:r>
-      <w:r>
-        <w:rPr>
-          <w:rFonts w:ascii="Times New Roman" w:hAnsi="Times New Roman" w:cs="Times New Roman"/>
-        </w:rPr>
-        <w:t>computer</w:t>
-      </w:r>
-      <w:r>
-        <w:rPr>
-          <w:rFonts w:ascii="Times New Roman" w:hAnsi="Times New Roman" w:cs="Times New Roman"/>
-        </w:rPr>
-        <w:t xml:space="preserve"> specialized for forwarding packets. It has input/output ports, a processor (controller), and specialized hardware (linecards) to handle high-speed traffic.</w:t>
+        <w:t>A router is essentially a computer specialized for forwarding packets. It has input/output ports, a processor (controller), and specialized hardware (linecards) to handle high-speed traffic.</w:t>
       </w:r>
     </w:p>
     <w:p>
